--- a/tmp/docx-verify/export-from-blocks-fmea.docx
+++ b/tmp/docx-verify/export-from-blocks-fmea.docx
@@ -59,7 +59,7 @@
     </w:p>
     <w:tbl>
       <w:tblPr>
-        <w:tblW w:type="dxa" w:w="9638"/>
+        <w:tblW w:type="dxa" w:w="14570"/>
         <w:tblBorders>
           <w:top w:val="single" w:color="auto" w:sz="4"/>
           <w:left w:val="single" w:color="auto" w:sz="4"/>
@@ -70,13 +70,13 @@
         </w:tblBorders>
       </w:tblPr>
       <w:tblGrid>
-        <w:gridCol w:w="3470"/>
-        <w:gridCol w:w="6168"/>
+        <w:gridCol w:w="5245"/>
+        <w:gridCol w:w="9325"/>
       </w:tblGrid>
       <w:tr>
         <w:tc>
           <w:tcPr>
-            <w:tcW w:type="dxa" w:w="3470"/>
+            <w:tcW w:type="dxa" w:w="5245"/>
             <w:tcBorders>
               <w:top w:val="single" w:color="CCCCCC" w:sz="1"/>
               <w:left w:val="single" w:color="CCCCCC" w:sz="1"/>
@@ -106,7 +106,7 @@
         </w:tc>
         <w:tc>
           <w:tcPr>
-            <w:tcW w:type="dxa" w:w="6168"/>
+            <w:tcW w:type="dxa" w:w="9325"/>
             <w:tcBorders>
               <w:top w:val="single" w:color="CCCCCC" w:sz="1"/>
               <w:left w:val="single" w:color="CCCCCC" w:sz="1"/>
@@ -135,7 +135,7 @@
       <w:tr>
         <w:tc>
           <w:tcPr>
-            <w:tcW w:type="dxa" w:w="3470"/>
+            <w:tcW w:type="dxa" w:w="5245"/>
             <w:tcBorders>
               <w:top w:val="single" w:color="CCCCCC" w:sz="1"/>
               <w:left w:val="single" w:color="CCCCCC" w:sz="1"/>
@@ -165,7 +165,7 @@
         </w:tc>
         <w:tc>
           <w:tcPr>
-            <w:tcW w:type="dxa" w:w="6168"/>
+            <w:tcW w:type="dxa" w:w="9325"/>
             <w:tcBorders>
               <w:top w:val="single" w:color="CCCCCC" w:sz="1"/>
               <w:left w:val="single" w:color="CCCCCC" w:sz="1"/>
@@ -194,7 +194,7 @@
       <w:tr>
         <w:tc>
           <w:tcPr>
-            <w:tcW w:type="dxa" w:w="3470"/>
+            <w:tcW w:type="dxa" w:w="5245"/>
             <w:tcBorders>
               <w:top w:val="single" w:color="CCCCCC" w:sz="1"/>
               <w:left w:val="single" w:color="CCCCCC" w:sz="1"/>
@@ -224,7 +224,7 @@
         </w:tc>
         <w:tc>
           <w:tcPr>
-            <w:tcW w:type="dxa" w:w="6168"/>
+            <w:tcW w:type="dxa" w:w="9325"/>
             <w:tcBorders>
               <w:top w:val="single" w:color="CCCCCC" w:sz="1"/>
               <w:left w:val="single" w:color="CCCCCC" w:sz="1"/>
@@ -253,7 +253,7 @@
       <w:tr>
         <w:tc>
           <w:tcPr>
-            <w:tcW w:type="dxa" w:w="3470"/>
+            <w:tcW w:type="dxa" w:w="5245"/>
             <w:tcBorders>
               <w:top w:val="single" w:color="CCCCCC" w:sz="1"/>
               <w:left w:val="single" w:color="CCCCCC" w:sz="1"/>
@@ -283,7 +283,7 @@
         </w:tc>
         <w:tc>
           <w:tcPr>
-            <w:tcW w:type="dxa" w:w="6168"/>
+            <w:tcW w:type="dxa" w:w="9325"/>
             <w:tcBorders>
               <w:top w:val="single" w:color="CCCCCC" w:sz="1"/>
               <w:left w:val="single" w:color="CCCCCC" w:sz="1"/>
@@ -312,7 +312,7 @@
       <w:tr>
         <w:tc>
           <w:tcPr>
-            <w:tcW w:type="dxa" w:w="3470"/>
+            <w:tcW w:type="dxa" w:w="5245"/>
             <w:tcBorders>
               <w:top w:val="single" w:color="CCCCCC" w:sz="1"/>
               <w:left w:val="single" w:color="CCCCCC" w:sz="1"/>
@@ -342,7 +342,7 @@
         </w:tc>
         <w:tc>
           <w:tcPr>
-            <w:tcW w:type="dxa" w:w="6168"/>
+            <w:tcW w:type="dxa" w:w="9325"/>
             <w:tcBorders>
               <w:top w:val="single" w:color="CCCCCC" w:sz="1"/>
               <w:left w:val="single" w:color="CCCCCC" w:sz="1"/>
@@ -371,7 +371,7 @@
       <w:tr>
         <w:tc>
           <w:tcPr>
-            <w:tcW w:type="dxa" w:w="3470"/>
+            <w:tcW w:type="dxa" w:w="5245"/>
             <w:tcBorders>
               <w:top w:val="single" w:color="CCCCCC" w:sz="1"/>
               <w:left w:val="single" w:color="CCCCCC" w:sz="1"/>
@@ -401,7 +401,7 @@
         </w:tc>
         <w:tc>
           <w:tcPr>
-            <w:tcW w:type="dxa" w:w="6168"/>
+            <w:tcW w:type="dxa" w:w="9325"/>
             <w:tcBorders>
               <w:top w:val="single" w:color="CCCCCC" w:sz="1"/>
               <w:left w:val="single" w:color="CCCCCC" w:sz="1"/>
@@ -430,7 +430,7 @@
       <w:tr>
         <w:tc>
           <w:tcPr>
-            <w:tcW w:type="dxa" w:w="3470"/>
+            <w:tcW w:type="dxa" w:w="5245"/>
             <w:tcBorders>
               <w:top w:val="single" w:color="CCCCCC" w:sz="1"/>
               <w:left w:val="single" w:color="CCCCCC" w:sz="1"/>
@@ -460,7 +460,7 @@
         </w:tc>
         <w:tc>
           <w:tcPr>
-            <w:tcW w:type="dxa" w:w="6168"/>
+            <w:tcW w:type="dxa" w:w="9325"/>
             <w:tcBorders>
               <w:top w:val="single" w:color="CCCCCC" w:sz="1"/>
               <w:left w:val="single" w:color="CCCCCC" w:sz="1"/>
@@ -489,7 +489,7 @@
       <w:tr>
         <w:tc>
           <w:tcPr>
-            <w:tcW w:type="dxa" w:w="3470"/>
+            <w:tcW w:type="dxa" w:w="5245"/>
             <w:tcBorders>
               <w:top w:val="single" w:color="CCCCCC" w:sz="1"/>
               <w:left w:val="single" w:color="CCCCCC" w:sz="1"/>
@@ -519,7 +519,7 @@
         </w:tc>
         <w:tc>
           <w:tcPr>
-            <w:tcW w:type="dxa" w:w="6168"/>
+            <w:tcW w:type="dxa" w:w="9325"/>
             <w:tcBorders>
               <w:top w:val="single" w:color="CCCCCC" w:sz="1"/>
               <w:left w:val="single" w:color="CCCCCC" w:sz="1"/>
@@ -548,7 +548,7 @@
       <w:tr>
         <w:tc>
           <w:tcPr>
-            <w:tcW w:type="dxa" w:w="3470"/>
+            <w:tcW w:type="dxa" w:w="5245"/>
             <w:tcBorders>
               <w:top w:val="single" w:color="CCCCCC" w:sz="1"/>
               <w:left w:val="single" w:color="CCCCCC" w:sz="1"/>
@@ -578,7 +578,7 @@
         </w:tc>
         <w:tc>
           <w:tcPr>
-            <w:tcW w:type="dxa" w:w="6168"/>
+            <w:tcW w:type="dxa" w:w="9325"/>
             <w:tcBorders>
               <w:top w:val="single" w:color="CCCCCC" w:sz="1"/>
               <w:left w:val="single" w:color="CCCCCC" w:sz="1"/>
@@ -615,7 +615,7 @@
     </w:p>
     <w:tbl>
       <w:tblPr>
-        <w:tblW w:type="dxa" w:w="9638"/>
+        <w:tblW w:type="dxa" w:w="14570"/>
         <w:tblBorders>
           <w:top w:val="single" w:color="auto" w:sz="4"/>
           <w:left w:val="single" w:color="auto" w:sz="4"/>
@@ -624,22 +624,23 @@
           <w:insideH w:val="single" w:color="auto" w:sz="4"/>
           <w:insideV w:val="single" w:color="auto" w:sz="4"/>
         </w:tblBorders>
+        <w:tblLayout w:type="fixed"/>
       </w:tblPr>
       <w:tblGrid>
-        <w:gridCol w:w="1071"/>
-        <w:gridCol w:w="1071"/>
-        <w:gridCol w:w="1071"/>
-        <w:gridCol w:w="1071"/>
-        <w:gridCol w:w="1071"/>
-        <w:gridCol w:w="1071"/>
-        <w:gridCol w:w="1071"/>
-        <w:gridCol w:w="1071"/>
-        <w:gridCol w:w="1071"/>
+        <w:gridCol w:w="1603"/>
+        <w:gridCol w:w="1603"/>
+        <w:gridCol w:w="1748"/>
+        <w:gridCol w:w="583"/>
+        <w:gridCol w:w="583"/>
+        <w:gridCol w:w="583"/>
+        <w:gridCol w:w="729"/>
+        <w:gridCol w:w="2768"/>
+        <w:gridCol w:w="4370"/>
       </w:tblGrid>
       <w:tr>
         <w:tc>
           <w:tcPr>
-            <w:tcW w:type="dxa" w:w="1071"/>
+            <w:tcW w:type="dxa" w:w="1603"/>
             <w:tcBorders>
               <w:top w:val="single" w:color="CCCCCC" w:sz="1"/>
               <w:left w:val="single" w:color="CCCCCC" w:sz="1"/>
@@ -669,7 +670,7 @@
         </w:tc>
         <w:tc>
           <w:tcPr>
-            <w:tcW w:type="dxa" w:w="1071"/>
+            <w:tcW w:type="dxa" w:w="1603"/>
             <w:tcBorders>
               <w:top w:val="single" w:color="CCCCCC" w:sz="1"/>
               <w:left w:val="single" w:color="CCCCCC" w:sz="1"/>
@@ -699,7 +700,7 @@
         </w:tc>
         <w:tc>
           <w:tcPr>
-            <w:tcW w:type="dxa" w:w="1071"/>
+            <w:tcW w:type="dxa" w:w="1748"/>
             <w:tcBorders>
               <w:top w:val="single" w:color="CCCCCC" w:sz="1"/>
               <w:left w:val="single" w:color="CCCCCC" w:sz="1"/>
@@ -729,7 +730,7 @@
         </w:tc>
         <w:tc>
           <w:tcPr>
-            <w:tcW w:type="dxa" w:w="1071"/>
+            <w:tcW w:type="dxa" w:w="583"/>
             <w:tcBorders>
               <w:top w:val="single" w:color="CCCCCC" w:sz="1"/>
               <w:left w:val="single" w:color="CCCCCC" w:sz="1"/>
@@ -759,7 +760,7 @@
         </w:tc>
         <w:tc>
           <w:tcPr>
-            <w:tcW w:type="dxa" w:w="1071"/>
+            <w:tcW w:type="dxa" w:w="583"/>
             <w:tcBorders>
               <w:top w:val="single" w:color="CCCCCC" w:sz="1"/>
               <w:left w:val="single" w:color="CCCCCC" w:sz="1"/>
@@ -789,7 +790,7 @@
         </w:tc>
         <w:tc>
           <w:tcPr>
-            <w:tcW w:type="dxa" w:w="1071"/>
+            <w:tcW w:type="dxa" w:w="583"/>
             <w:tcBorders>
               <w:top w:val="single" w:color="CCCCCC" w:sz="1"/>
               <w:left w:val="single" w:color="CCCCCC" w:sz="1"/>
@@ -819,7 +820,7 @@
         </w:tc>
         <w:tc>
           <w:tcPr>
-            <w:tcW w:type="dxa" w:w="1071"/>
+            <w:tcW w:type="dxa" w:w="729"/>
             <w:tcBorders>
               <w:top w:val="single" w:color="CCCCCC" w:sz="1"/>
               <w:left w:val="single" w:color="CCCCCC" w:sz="1"/>
@@ -849,7 +850,7 @@
         </w:tc>
         <w:tc>
           <w:tcPr>
-            <w:tcW w:type="dxa" w:w="1071"/>
+            <w:tcW w:type="dxa" w:w="2768"/>
             <w:tcBorders>
               <w:top w:val="single" w:color="CCCCCC" w:sz="1"/>
               <w:left w:val="single" w:color="CCCCCC" w:sz="1"/>
@@ -879,7 +880,7 @@
         </w:tc>
         <w:tc>
           <w:tcPr>
-            <w:tcW w:type="dxa" w:w="1071"/>
+            <w:tcW w:type="dxa" w:w="4370"/>
             <w:tcBorders>
               <w:top w:val="single" w:color="CCCCCC" w:sz="1"/>
               <w:left w:val="single" w:color="CCCCCC" w:sz="1"/>
@@ -911,7 +912,7 @@
       <w:tr>
         <w:tc>
           <w:tcPr>
-            <w:tcW w:type="dxa" w:w="1071"/>
+            <w:tcW w:type="dxa" w:w="1603"/>
             <w:tcBorders>
               <w:top w:val="single" w:color="CCCCCC" w:sz="1"/>
               <w:left w:val="single" w:color="CCCCCC" w:sz="1"/>
@@ -938,7 +939,7 @@
         </w:tc>
         <w:tc>
           <w:tcPr>
-            <w:tcW w:type="dxa" w:w="1071"/>
+            <w:tcW w:type="dxa" w:w="1603"/>
             <w:tcBorders>
               <w:top w:val="single" w:color="CCCCCC" w:sz="1"/>
               <w:left w:val="single" w:color="CCCCCC" w:sz="1"/>
@@ -965,7 +966,7 @@
         </w:tc>
         <w:tc>
           <w:tcPr>
-            <w:tcW w:type="dxa" w:w="1071"/>
+            <w:tcW w:type="dxa" w:w="1748"/>
             <w:tcBorders>
               <w:top w:val="single" w:color="CCCCCC" w:sz="1"/>
               <w:left w:val="single" w:color="CCCCCC" w:sz="1"/>
@@ -992,7 +993,7 @@
         </w:tc>
         <w:tc>
           <w:tcPr>
-            <w:tcW w:type="dxa" w:w="1071"/>
+            <w:tcW w:type="dxa" w:w="583"/>
             <w:tcBorders>
               <w:top w:val="single" w:color="CCCCCC" w:sz="1"/>
               <w:left w:val="single" w:color="CCCCCC" w:sz="1"/>
@@ -1019,7 +1020,7 @@
         </w:tc>
         <w:tc>
           <w:tcPr>
-            <w:tcW w:type="dxa" w:w="1071"/>
+            <w:tcW w:type="dxa" w:w="583"/>
             <w:tcBorders>
               <w:top w:val="single" w:color="CCCCCC" w:sz="1"/>
               <w:left w:val="single" w:color="CCCCCC" w:sz="1"/>
@@ -1046,7 +1047,7 @@
         </w:tc>
         <w:tc>
           <w:tcPr>
-            <w:tcW w:type="dxa" w:w="1071"/>
+            <w:tcW w:type="dxa" w:w="583"/>
             <w:tcBorders>
               <w:top w:val="single" w:color="CCCCCC" w:sz="1"/>
               <w:left w:val="single" w:color="CCCCCC" w:sz="1"/>
@@ -1073,7 +1074,7 @@
         </w:tc>
         <w:tc>
           <w:tcPr>
-            <w:tcW w:type="dxa" w:w="1071"/>
+            <w:tcW w:type="dxa" w:w="729"/>
             <w:tcBorders>
               <w:top w:val="single" w:color="CCCCCC" w:sz="1"/>
               <w:left w:val="single" w:color="CCCCCC" w:sz="1"/>
@@ -1100,7 +1101,7 @@
         </w:tc>
         <w:tc>
           <w:tcPr>
-            <w:tcW w:type="dxa" w:w="1071"/>
+            <w:tcW w:type="dxa" w:w="2768"/>
             <w:tcBorders>
               <w:top w:val="single" w:color="CCCCCC" w:sz="1"/>
               <w:left w:val="single" w:color="CCCCCC" w:sz="1"/>
@@ -1127,7 +1128,7 @@
         </w:tc>
         <w:tc>
           <w:tcPr>
-            <w:tcW w:type="dxa" w:w="1071"/>
+            <w:tcW w:type="dxa" w:w="4370"/>
             <w:tcBorders>
               <w:top w:val="single" w:color="CCCCCC" w:sz="1"/>
               <w:left w:val="single" w:color="CCCCCC" w:sz="1"/>
@@ -1154,7 +1155,7 @@
       </w:tr>
     </w:tbl>
     <w:sectPr>
-      <w:pgSz w:w="11906" w:h="16838" w:orient="portrait"/>
+      <w:pgSz w:w="16838" w:h="11906" w:orient="landscape"/>
       <w:pgMar w:top="1134" w:right="1134" w:bottom="1134" w:left="1134" w:header="708" w:footer="708" w:gutter="0"/>
       <w:pgNumType/>
       <w:docGrid w:linePitch="360"/>
@@ -1692,13 +1693,13 @@
 </file>
 
 <file path=customXml/itemProps1.xml><?xml version="1.0" encoding="utf-8"?>
-<ds:datastoreItem xmlns:ds="http://schemas.openxmlformats.org/officeDocument/2006/customXml" ds:itemID="{C1D5C029-016F-43B8-A0B5-24980347B12D}"/>
+<ds:datastoreItem xmlns:ds="http://schemas.openxmlformats.org/officeDocument/2006/customXml" ds:itemID="{87D4F0C4-4486-4C68-A560-291F3F88200E}"/>
 </file>
 
 <file path=customXml/itemProps2.xml><?xml version="1.0" encoding="utf-8"?>
-<ds:datastoreItem xmlns:ds="http://schemas.openxmlformats.org/officeDocument/2006/customXml" ds:itemID="{4A3F19D8-9860-4353-B028-2F0298168C70}"/>
+<ds:datastoreItem xmlns:ds="http://schemas.openxmlformats.org/officeDocument/2006/customXml" ds:itemID="{3C065823-BEDE-490B-BE7C-416EED13825E}"/>
 </file>
 
 <file path=customXml/itemProps3.xml><?xml version="1.0" encoding="utf-8"?>
-<ds:datastoreItem xmlns:ds="http://schemas.openxmlformats.org/officeDocument/2006/customXml" ds:itemID="{22F2EBFC-81D6-4729-8231-4B6647168D23}"/>
+<ds:datastoreItem xmlns:ds="http://schemas.openxmlformats.org/officeDocument/2006/customXml" ds:itemID="{4DEDCF28-A6C6-47A6-BA5B-49FB48FC5C11}"/>
 </file>